--- a/04_docs/manual/ScadaViewer_Technicky_manual_v2.6.10_2026-10-28_CS.docx
+++ b/04_docs/manual/ScadaViewer_Technicky_manual_v2.6.10_2026-10-28_CS.docx
@@ -393,7 +393,7 @@
           <w:szCs w:val="20"/>
         </w:rPr>
         <w:alias w:val="Obsah"/>
-        <w:id w:val="1812212414"/>
+        <w:id w:val="2078926185"/>
       </w:sdtPr>
       <w:sdtEndPr/>
       <w:sdtContent>
@@ -422,7 +422,7 @@
           <w:r>
             <w:fldChar w:fldCharType="separate"/>
           </w:r>
-          <w:hyperlink w:anchor="_Toc244090125" w:history="1">
+          <w:hyperlink w:anchor="_Toc244093626" w:history="1">
             <w:r>
               <w:rPr>
                 <w:rStyle w:val="Hypertextovodkaz"/>
@@ -446,7 +446,7 @@
               <w:rPr>
                 <w:noProof/>
               </w:rPr>
-              <w:instrText xml:space="preserve"> PAGEREF _Toc244090125 \h </w:instrText>
+              <w:instrText xml:space="preserve"> PAGEREF _Toc244093626 \h </w:instrText>
             </w:r>
             <w:r>
               <w:rPr>
@@ -489,7 +489,7 @@
               <w14:ligatures w14:val="standardContextual"/>
             </w:rPr>
           </w:pPr>
-          <w:hyperlink w:anchor="_Toc244090126" w:history="1">
+          <w:hyperlink w:anchor="_Toc244093627" w:history="1">
             <w:r>
               <w:rPr>
                 <w:rStyle w:val="Hypertextovodkaz"/>
@@ -513,7 +513,7 @@
               <w:rPr>
                 <w:noProof/>
               </w:rPr>
-              <w:instrText xml:space="preserve"> PAGEREF _Toc244090126 \h </w:instrText>
+              <w:instrText xml:space="preserve"> PAGEREF _Toc244093627 \h </w:instrText>
             </w:r>
             <w:r>
               <w:rPr>
@@ -556,7 +556,7 @@
               <w14:ligatures w14:val="standardContextual"/>
             </w:rPr>
           </w:pPr>
-          <w:hyperlink w:anchor="_Toc244090127" w:history="1">
+          <w:hyperlink w:anchor="_Toc244093628" w:history="1">
             <w:r>
               <w:rPr>
                 <w:rStyle w:val="Hypertextovodkaz"/>
@@ -580,7 +580,7 @@
               <w:rPr>
                 <w:noProof/>
               </w:rPr>
-              <w:instrText xml:space="preserve"> PAGEREF _Toc244090127 \h </w:instrText>
+              <w:instrText xml:space="preserve"> PAGEREF _Toc244093628 \h </w:instrText>
             </w:r>
             <w:r>
               <w:rPr>
@@ -623,7 +623,7 @@
               <w14:ligatures w14:val="standardContextual"/>
             </w:rPr>
           </w:pPr>
-          <w:hyperlink w:anchor="_Toc244090128" w:history="1">
+          <w:hyperlink w:anchor="_Toc244093629" w:history="1">
             <w:r>
               <w:rPr>
                 <w:rStyle w:val="Hypertextovodkaz"/>
@@ -647,7 +647,7 @@
               <w:rPr>
                 <w:noProof/>
               </w:rPr>
-              <w:instrText xml:space="preserve"> PAGEREF _Toc244090128 \h </w:instrText>
+              <w:instrText xml:space="preserve"> PAGEREF _Toc244093629 \h </w:instrText>
             </w:r>
             <w:r>
               <w:rPr>
@@ -690,7 +690,7 @@
               <w14:ligatures w14:val="standardContextual"/>
             </w:rPr>
           </w:pPr>
-          <w:hyperlink w:anchor="_Toc244090129" w:history="1">
+          <w:hyperlink w:anchor="_Toc244093630" w:history="1">
             <w:r>
               <w:rPr>
                 <w:rStyle w:val="Hypertextovodkaz"/>
@@ -714,7 +714,7 @@
               <w:rPr>
                 <w:noProof/>
               </w:rPr>
-              <w:instrText xml:space="preserve"> PAGEREF _Toc244090129 \h </w:instrText>
+              <w:instrText xml:space="preserve"> PAGEREF _Toc244093630 \h </w:instrText>
             </w:r>
             <w:r>
               <w:rPr>
@@ -757,7 +757,7 @@
               <w14:ligatures w14:val="standardContextual"/>
             </w:rPr>
           </w:pPr>
-          <w:hyperlink w:anchor="_Toc244090130" w:history="1">
+          <w:hyperlink w:anchor="_Toc244093631" w:history="1">
             <w:r>
               <w:rPr>
                 <w:rStyle w:val="Hypertextovodkaz"/>
@@ -781,7 +781,7 @@
               <w:rPr>
                 <w:noProof/>
               </w:rPr>
-              <w:instrText xml:space="preserve"> PAGEREF _Toc244090130 \h </w:instrText>
+              <w:instrText xml:space="preserve"> PAGEREF _Toc244093631 \h </w:instrText>
             </w:r>
             <w:r>
               <w:rPr>
@@ -824,7 +824,7 @@
               <w14:ligatures w14:val="standardContextual"/>
             </w:rPr>
           </w:pPr>
-          <w:hyperlink w:anchor="_Toc244090131" w:history="1">
+          <w:hyperlink w:anchor="_Toc244093632" w:history="1">
             <w:r>
               <w:rPr>
                 <w:rStyle w:val="Hypertextovodkaz"/>
@@ -848,7 +848,7 @@
               <w:rPr>
                 <w:noProof/>
               </w:rPr>
-              <w:instrText xml:space="preserve"> PAGEREF _Toc244090131 \h </w:instrText>
+              <w:instrText xml:space="preserve"> PAGEREF _Toc244093632 \h </w:instrText>
             </w:r>
             <w:r>
               <w:rPr>
@@ -891,7 +891,7 @@
               <w14:ligatures w14:val="standardContextual"/>
             </w:rPr>
           </w:pPr>
-          <w:hyperlink w:anchor="_Toc244090132" w:history="1">
+          <w:hyperlink w:anchor="_Toc244093633" w:history="1">
             <w:r>
               <w:rPr>
                 <w:rStyle w:val="Hypertextovodkaz"/>
@@ -915,7 +915,7 @@
               <w:rPr>
                 <w:noProof/>
               </w:rPr>
-              <w:instrText xml:space="preserve"> PAGEREF _Toc244090132 \h </w:instrText>
+              <w:instrText xml:space="preserve"> PAGEREF _Toc244093633 \h </w:instrText>
             </w:r>
             <w:r>
               <w:rPr>
@@ -958,7 +958,7 @@
               <w14:ligatures w14:val="standardContextual"/>
             </w:rPr>
           </w:pPr>
-          <w:hyperlink w:anchor="_Toc244090133" w:history="1">
+          <w:hyperlink w:anchor="_Toc244093634" w:history="1">
             <w:r>
               <w:rPr>
                 <w:rStyle w:val="Hypertextovodkaz"/>
@@ -982,7 +982,7 @@
               <w:rPr>
                 <w:noProof/>
               </w:rPr>
-              <w:instrText xml:space="preserve"> PAGEREF _Toc244090133 \h </w:instrText>
+              <w:instrText xml:space="preserve"> PAGEREF _Toc244093634 \h </w:instrText>
             </w:r>
             <w:r>
               <w:rPr>
@@ -1025,7 +1025,7 @@
               <w14:ligatures w14:val="standardContextual"/>
             </w:rPr>
           </w:pPr>
-          <w:hyperlink w:anchor="_Toc244090134" w:history="1">
+          <w:hyperlink w:anchor="_Toc244093635" w:history="1">
             <w:r>
               <w:rPr>
                 <w:rStyle w:val="Hypertextovodkaz"/>
@@ -1049,7 +1049,7 @@
               <w:rPr>
                 <w:noProof/>
               </w:rPr>
-              <w:instrText xml:space="preserve"> PAGEREF _Toc244090134 \h </w:instrText>
+              <w:instrText xml:space="preserve"> PAGEREF _Toc244093635 \h </w:instrText>
             </w:r>
             <w:r>
               <w:rPr>
@@ -1092,7 +1092,7 @@
               <w14:ligatures w14:val="standardContextual"/>
             </w:rPr>
           </w:pPr>
-          <w:hyperlink w:anchor="_Toc244090135" w:history="1">
+          <w:hyperlink w:anchor="_Toc244093636" w:history="1">
             <w:r>
               <w:rPr>
                 <w:rStyle w:val="Hypertextovodkaz"/>
@@ -1116,7 +1116,7 @@
               <w:rPr>
                 <w:noProof/>
               </w:rPr>
-              <w:instrText xml:space="preserve"> PAGEREF _Toc244090135 \h </w:instrText>
+              <w:instrText xml:space="preserve"> PAGEREF _Toc244093636 \h </w:instrText>
             </w:r>
             <w:r>
               <w:rPr>
@@ -1159,7 +1159,7 @@
               <w14:ligatures w14:val="standardContextual"/>
             </w:rPr>
           </w:pPr>
-          <w:hyperlink w:anchor="_Toc244090136" w:history="1">
+          <w:hyperlink w:anchor="_Toc244093637" w:history="1">
             <w:r>
               <w:rPr>
                 <w:rStyle w:val="Hypertextovodkaz"/>
@@ -1183,7 +1183,7 @@
               <w:rPr>
                 <w:noProof/>
               </w:rPr>
-              <w:instrText xml:space="preserve"> PAGEREF _Toc244090136 \h </w:instrText>
+              <w:instrText xml:space="preserve"> PAGEREF _Toc244093637 \h </w:instrText>
             </w:r>
             <w:r>
               <w:rPr>
@@ -1226,7 +1226,7 @@
               <w14:ligatures w14:val="standardContextual"/>
             </w:rPr>
           </w:pPr>
-          <w:hyperlink w:anchor="_Toc244090137" w:history="1">
+          <w:hyperlink w:anchor="_Toc244093638" w:history="1">
             <w:r>
               <w:rPr>
                 <w:rStyle w:val="Hypertextovodkaz"/>
@@ -1250,7 +1250,7 @@
               <w:rPr>
                 <w:noProof/>
               </w:rPr>
-              <w:instrText xml:space="preserve"> PAGEREF _Toc244090137 \h </w:instrText>
+              <w:instrText xml:space="preserve"> PAGEREF _Toc244093638 \h </w:instrText>
             </w:r>
             <w:r>
               <w:rPr>
@@ -1293,7 +1293,7 @@
               <w14:ligatures w14:val="standardContextual"/>
             </w:rPr>
           </w:pPr>
-          <w:hyperlink w:anchor="_Toc244090138" w:history="1">
+          <w:hyperlink w:anchor="_Toc244093639" w:history="1">
             <w:r>
               <w:rPr>
                 <w:rStyle w:val="Hypertextovodkaz"/>
@@ -1317,7 +1317,7 @@
               <w:rPr>
                 <w:noProof/>
               </w:rPr>
-              <w:instrText xml:space="preserve"> PAGEREF _Toc244090138 \h </w:instrText>
+              <w:instrText xml:space="preserve"> PAGEREF _Toc244093639 \h </w:instrText>
             </w:r>
             <w:r>
               <w:rPr>
@@ -1360,7 +1360,7 @@
               <w14:ligatures w14:val="standardContextual"/>
             </w:rPr>
           </w:pPr>
-          <w:hyperlink w:anchor="_Toc244090139" w:history="1">
+          <w:hyperlink w:anchor="_Toc244093640" w:history="1">
             <w:r>
               <w:rPr>
                 <w:rStyle w:val="Hypertextovodkaz"/>
@@ -1384,7 +1384,7 @@
               <w:rPr>
                 <w:noProof/>
               </w:rPr>
-              <w:instrText xml:space="preserve"> PAGEREF _Toc244090139 \h </w:instrText>
+              <w:instrText xml:space="preserve"> PAGEREF _Toc244093640 \h </w:instrText>
             </w:r>
             <w:r>
               <w:rPr>
@@ -1427,7 +1427,7 @@
               <w14:ligatures w14:val="standardContextual"/>
             </w:rPr>
           </w:pPr>
-          <w:hyperlink w:anchor="_Toc244090140" w:history="1">
+          <w:hyperlink w:anchor="_Toc244093641" w:history="1">
             <w:r>
               <w:rPr>
                 <w:rStyle w:val="Hypertextovodkaz"/>
@@ -1451,7 +1451,7 @@
               <w:rPr>
                 <w:noProof/>
               </w:rPr>
-              <w:instrText xml:space="preserve"> PAGEREF _Toc244090140 \h </w:instrText>
+              <w:instrText xml:space="preserve"> PAGEREF _Toc244093641 \h </w:instrText>
             </w:r>
             <w:r>
               <w:rPr>
@@ -1494,7 +1494,7 @@
               <w14:ligatures w14:val="standardContextual"/>
             </w:rPr>
           </w:pPr>
-          <w:hyperlink w:anchor="_Toc244090141" w:history="1">
+          <w:hyperlink w:anchor="_Toc244093642" w:history="1">
             <w:r>
               <w:rPr>
                 <w:rStyle w:val="Hypertextovodkaz"/>
@@ -1518,7 +1518,7 @@
               <w:rPr>
                 <w:noProof/>
               </w:rPr>
-              <w:instrText xml:space="preserve"> PAGEREF _Toc244090141 \h </w:instrText>
+              <w:instrText xml:space="preserve"> PAGEREF _Toc244093642 \h </w:instrText>
             </w:r>
             <w:r>
               <w:rPr>
@@ -1561,7 +1561,7 @@
               <w14:ligatures w14:val="standardContextual"/>
             </w:rPr>
           </w:pPr>
-          <w:hyperlink w:anchor="_Toc244090142" w:history="1">
+          <w:hyperlink w:anchor="_Toc244093643" w:history="1">
             <w:r>
               <w:rPr>
                 <w:rStyle w:val="Hypertextovodkaz"/>
@@ -1585,7 +1585,7 @@
               <w:rPr>
                 <w:noProof/>
               </w:rPr>
-              <w:instrText xml:space="preserve"> PAGEREF _Toc244090142 \h </w:instrText>
+              <w:instrText xml:space="preserve"> PAGEREF _Toc244093643 \h </w:instrText>
             </w:r>
             <w:r>
               <w:rPr>
@@ -1628,7 +1628,7 @@
               <w14:ligatures w14:val="standardContextual"/>
             </w:rPr>
           </w:pPr>
-          <w:hyperlink w:anchor="_Toc244090143" w:history="1">
+          <w:hyperlink w:anchor="_Toc244093644" w:history="1">
             <w:r>
               <w:rPr>
                 <w:rStyle w:val="Hypertextovodkaz"/>
@@ -1652,7 +1652,7 @@
               <w:rPr>
                 <w:noProof/>
               </w:rPr>
-              <w:instrText xml:space="preserve"> PAGEREF _Toc244090143 \h </w:instrText>
+              <w:instrText xml:space="preserve"> PAGEREF _Toc244093644 \h </w:instrText>
             </w:r>
             <w:r>
               <w:rPr>
@@ -1695,7 +1695,7 @@
               <w14:ligatures w14:val="standardContextual"/>
             </w:rPr>
           </w:pPr>
-          <w:hyperlink w:anchor="_Toc244090144" w:history="1">
+          <w:hyperlink w:anchor="_Toc244093645" w:history="1">
             <w:r>
               <w:rPr>
                 <w:rStyle w:val="Hypertextovodkaz"/>
@@ -1719,7 +1719,7 @@
               <w:rPr>
                 <w:noProof/>
               </w:rPr>
-              <w:instrText xml:space="preserve"> PAGEREF _Toc244090144 \h </w:instrText>
+              <w:instrText xml:space="preserve"> PAGEREF _Toc244093645 \h </w:instrText>
             </w:r>
             <w:r>
               <w:rPr>
@@ -1762,7 +1762,7 @@
               <w14:ligatures w14:val="standardContextual"/>
             </w:rPr>
           </w:pPr>
-          <w:hyperlink w:anchor="_Toc244090145" w:history="1">
+          <w:hyperlink w:anchor="_Toc244093646" w:history="1">
             <w:r>
               <w:rPr>
                 <w:rStyle w:val="Hypertextovodkaz"/>
@@ -1786,7 +1786,7 @@
               <w:rPr>
                 <w:noProof/>
               </w:rPr>
-              <w:instrText xml:space="preserve"> PAGEREF _Toc244090145 \h </w:instrText>
+              <w:instrText xml:space="preserve"> PAGEREF _Toc244093646 \h </w:instrText>
             </w:r>
             <w:r>
               <w:rPr>
@@ -1829,7 +1829,7 @@
               <w14:ligatures w14:val="standardContextual"/>
             </w:rPr>
           </w:pPr>
-          <w:hyperlink w:anchor="_Toc244090146" w:history="1">
+          <w:hyperlink w:anchor="_Toc244093647" w:history="1">
             <w:r>
               <w:rPr>
                 <w:rStyle w:val="Hypertextovodkaz"/>
@@ -1853,7 +1853,7 @@
               <w:rPr>
                 <w:noProof/>
               </w:rPr>
-              <w:instrText xml:space="preserve"> PAGEREF _Toc244090146 \h </w:instrText>
+              <w:instrText xml:space="preserve"> PAGEREF _Toc244093647 \h </w:instrText>
             </w:r>
             <w:r>
               <w:rPr>
@@ -1896,7 +1896,7 @@
               <w14:ligatures w14:val="standardContextual"/>
             </w:rPr>
           </w:pPr>
-          <w:hyperlink w:anchor="_Toc244090147" w:history="1">
+          <w:hyperlink w:anchor="_Toc244093648" w:history="1">
             <w:r>
               <w:rPr>
                 <w:rStyle w:val="Hypertextovodkaz"/>
@@ -1920,7 +1920,7 @@
               <w:rPr>
                 <w:noProof/>
               </w:rPr>
-              <w:instrText xml:space="preserve"> PAGEREF _Toc244090147 \h </w:instrText>
+              <w:instrText xml:space="preserve"> PAGEREF _Toc244093648 \h </w:instrText>
             </w:r>
             <w:r>
               <w:rPr>
@@ -1968,7 +1968,7 @@
       <w:pPr>
         <w:pStyle w:val="Nadpis1"/>
       </w:pPr>
-      <w:bookmarkStart w:id="0" w:name="_Toc244090125"/>
+      <w:bookmarkStart w:id="0" w:name="_Toc244093626"/>
       <w:r>
         <w:t>1  O tomto dokumentu</w:t>
       </w:r>
@@ -2442,7 +2442,7 @@
         <w:pStyle w:val="Nadpis1"/>
         <w:spacing w:before="480"/>
       </w:pPr>
-      <w:bookmarkStart w:id="1" w:name="_Toc244090126"/>
+      <w:bookmarkStart w:id="1" w:name="_Toc244093627"/>
       <w:r>
         <w:t>2  Princip činnosti</w:t>
       </w:r>
@@ -2493,7 +2493,7 @@
       <w:pPr>
         <w:pStyle w:val="Nadpis2"/>
       </w:pPr>
-      <w:bookmarkStart w:id="2" w:name="_Toc244090127"/>
+      <w:bookmarkStart w:id="2" w:name="_Toc244093628"/>
       <w:r>
         <w:t>2.1  Součásti</w:t>
       </w:r>
@@ -3084,7 +3084,7 @@
       <w:pPr>
         <w:pStyle w:val="Nadpis2"/>
       </w:pPr>
-      <w:bookmarkStart w:id="3" w:name="_Toc244090128"/>
+      <w:bookmarkStart w:id="3" w:name="_Toc244093629"/>
       <w:r>
         <w:t>2.2  Zdroje dat</w:t>
       </w:r>
@@ -3724,14 +3724,14 @@
         <w:t>done_remote</w:t>
       </w:r>
       <w:r>
-        <w:t xml:space="preserve"> = Synced. Formát souborů popisuje Návod k použití DatabaseGateway.</w:t>
+        <w:t xml:space="preserve"> = Synced. Formát souborů popisuje Technický popis DatabaseGateway.</w:t>
       </w:r>
     </w:p>
     <w:p>
       <w:pPr>
         <w:pStyle w:val="Nadpis2"/>
       </w:pPr>
-      <w:bookmarkStart w:id="4" w:name="_Toc244090129"/>
+      <w:bookmarkStart w:id="4" w:name="_Toc244093630"/>
       <w:r>
         <w:t>2.3  Poruchy a výpadky</w:t>
       </w:r>
@@ -4239,7 +4239,7 @@
         <w:pStyle w:val="Nadpis1"/>
         <w:spacing w:before="480"/>
       </w:pPr>
-      <w:bookmarkStart w:id="5" w:name="_Toc244090130"/>
+      <w:bookmarkStart w:id="5" w:name="_Toc244093631"/>
       <w:r>
         <w:t>3  Rozhraní s PLC</w:t>
       </w:r>
@@ -5319,7 +5319,7 @@
         <w:pStyle w:val="Nadpis1"/>
         <w:spacing w:before="480"/>
       </w:pPr>
-      <w:bookmarkStart w:id="6" w:name="_Toc244090131"/>
+      <w:bookmarkStart w:id="6" w:name="_Toc244093632"/>
       <w:r>
         <w:t>4  Uživatelé a přístup</w:t>
       </w:r>
@@ -5329,7 +5329,7 @@
       <w:pPr>
         <w:pStyle w:val="Nadpis2"/>
       </w:pPr>
-      <w:bookmarkStart w:id="7" w:name="_Toc244090132"/>
+      <w:bookmarkStart w:id="7" w:name="_Toc244093633"/>
       <w:r>
         <w:t>4.1  Role</w:t>
       </w:r>
@@ -5942,7 +5942,7 @@
       <w:pPr>
         <w:pStyle w:val="Nadpis2"/>
       </w:pPr>
-      <w:bookmarkStart w:id="8" w:name="_Toc244090133"/>
+      <w:bookmarkStart w:id="8" w:name="_Toc244093634"/>
       <w:r>
         <w:t>4.2  U testeru a vzdáleně</w:t>
       </w:r>
@@ -6079,7 +6079,7 @@
       <w:pPr>
         <w:pStyle w:val="Nadpis2"/>
       </w:pPr>
-      <w:bookmarkStart w:id="9" w:name="_Toc244090134"/>
+      <w:bookmarkStart w:id="9" w:name="_Toc244093635"/>
       <w:r>
         <w:t>4.3  Přihlášení a relace</w:t>
       </w:r>
@@ -6218,7 +6218,7 @@
         <w:pStyle w:val="Nadpis1"/>
         <w:spacing w:before="480"/>
       </w:pPr>
-      <w:bookmarkStart w:id="10" w:name="_Toc244090135"/>
+      <w:bookmarkStart w:id="10" w:name="_Toc244093636"/>
       <w:r>
         <w:t>5  REST API a WebSocket</w:t>
       </w:r>
@@ -7498,7 +7498,7 @@
         <w:pStyle w:val="Nadpis1"/>
         <w:spacing w:before="480"/>
       </w:pPr>
-      <w:bookmarkStart w:id="11" w:name="_Toc244090136"/>
+      <w:bookmarkStart w:id="11" w:name="_Toc244093637"/>
       <w:r>
         <w:t>6  Konfigurace (Config.toml)</w:t>
       </w:r>
@@ -8955,7 +8955,7 @@
         <w:pStyle w:val="Nadpis1"/>
         <w:spacing w:before="480"/>
       </w:pPr>
-      <w:bookmarkStart w:id="12" w:name="_Toc244090137"/>
+      <w:bookmarkStart w:id="12" w:name="_Toc244093638"/>
       <w:r>
         <w:t>7  Instalace a aktualizace</w:t>
       </w:r>
@@ -8965,7 +8965,7 @@
       <w:pPr>
         <w:pStyle w:val="Nadpis2"/>
       </w:pPr>
-      <w:bookmarkStart w:id="13" w:name="_Toc244090138"/>
+      <w:bookmarkStart w:id="13" w:name="_Toc244093639"/>
       <w:r>
         <w:t>7.1  Obsah balíčku</w:t>
       </w:r>
@@ -9570,7 +9570,7 @@
       <w:pPr>
         <w:pStyle w:val="Nadpis2"/>
       </w:pPr>
-      <w:bookmarkStart w:id="14" w:name="_Toc244090139"/>
+      <w:bookmarkStart w:id="14" w:name="_Toc244093640"/>
       <w:r>
         <w:t>7.2  První instalace</w:t>
       </w:r>
@@ -9793,7 +9793,7 @@
       <w:pPr>
         <w:pStyle w:val="Nadpis2"/>
       </w:pPr>
-      <w:bookmarkStart w:id="15" w:name="_Toc244090140"/>
+      <w:bookmarkStart w:id="15" w:name="_Toc244093641"/>
       <w:r>
         <w:t>7.3  Aktualizace na PC testeru</w:t>
       </w:r>
@@ -9899,7 +9899,7 @@
       <w:pPr>
         <w:pStyle w:val="Nadpis2"/>
       </w:pPr>
-      <w:bookmarkStart w:id="16" w:name="_Toc244090141"/>
+      <w:bookmarkStart w:id="16" w:name="_Toc244093642"/>
       <w:r>
         <w:t>7.4  Zastavení a odinstalace</w:t>
       </w:r>
@@ -9940,7 +9940,7 @@
         <w:pStyle w:val="Nadpis1"/>
         <w:spacing w:before="480"/>
       </w:pPr>
-      <w:bookmarkStart w:id="17" w:name="_Toc244090142"/>
+      <w:bookmarkStart w:id="17" w:name="_Toc244093643"/>
       <w:r>
         <w:t>8  Provoz a diagnostika</w:t>
       </w:r>
@@ -9950,7 +9950,7 @@
       <w:pPr>
         <w:pStyle w:val="Nadpis2"/>
       </w:pPr>
-      <w:bookmarkStart w:id="18" w:name="_Toc244090143"/>
+      <w:bookmarkStart w:id="18" w:name="_Toc244093644"/>
       <w:r>
         <w:t>8.1  Jak ověřit stav</w:t>
       </w:r>
@@ -10495,7 +10495,7 @@
       <w:pPr>
         <w:pStyle w:val="Nadpis2"/>
       </w:pPr>
-      <w:bookmarkStart w:id="19" w:name="_Toc244090144"/>
+      <w:bookmarkStart w:id="19" w:name="_Toc244093645"/>
       <w:r>
         <w:t>8.2  Logy</w:t>
       </w:r>
@@ -10705,7 +10705,7 @@
       <w:pPr>
         <w:pStyle w:val="Nadpis2"/>
       </w:pPr>
-      <w:bookmarkStart w:id="20" w:name="_Toc244090145"/>
+      <w:bookmarkStart w:id="20" w:name="_Toc244093646"/>
       <w:r>
         <w:t>8.3  Cache a paměť</w:t>
       </w:r>
@@ -10785,7 +10785,7 @@
         <w:pStyle w:val="Nadpis1"/>
         <w:spacing w:before="480"/>
       </w:pPr>
-      <w:bookmarkStart w:id="21" w:name="_Toc244090146"/>
+      <w:bookmarkStart w:id="21" w:name="_Toc244093647"/>
       <w:r>
         <w:t>9  Řešení problémů</w:t>
       </w:r>
@@ -12109,7 +12109,7 @@
         <w:pStyle w:val="Nadpis1"/>
         <w:spacing w:before="480"/>
       </w:pPr>
-      <w:bookmarkStart w:id="22" w:name="_Toc244090147"/>
+      <w:bookmarkStart w:id="22" w:name="_Toc244093648"/>
       <w:r>
         <w:t>Příloha A  Pojmy a zkratky</w:t>
       </w:r>
@@ -12938,10 +12938,64 @@
 <file path=word/numbering.xml><?xml version="1.0" encoding="utf-8"?>
 <w:numbering xmlns:wpc="http://schemas.microsoft.com/office/word/2010/wordprocessingCanvas" xmlns:cx="http://schemas.microsoft.com/office/drawing/2014/chartex" xmlns:cx1="http://schemas.microsoft.com/office/drawing/2015/9/8/chartex" xmlns:cx2="http://schemas.microsoft.com/office/drawing/2015/10/21/chartex" xmlns:cx3="http://schemas.microsoft.com/office/drawing/2016/5/9/chartex" xmlns:cx4="http://schemas.microsoft.com/office/drawing/2016/5/10/chartex" xmlns:cx5="http://schemas.microsoft.com/office/drawing/2016/5/11/chartex" xmlns:cx6="http://schemas.microsoft.com/office/drawing/2016/5/12/chartex" xmlns:cx7="http://schemas.microsoft.com/office/drawing/2016/5/13/chartex" xmlns:cx8="http://schemas.microsoft.com/office/drawing/2016/5/14/chartex" xmlns:mc="http://schemas.openxmlformats.org/markup-compatibility/2006" xmlns:aink="http://schemas.microsoft.com/office/drawing/2016/ink" xmlns:am3d="http://schemas.microsoft.com/office/drawing/2017/model3d" xmlns:o="urn:schemas-microsoft-com:office:office" xmlns:oel="http://schemas.microsoft.com/office/2019/extlst" xmlns:r="http://schemas.openxmlformats.org/officeDocument/2006/relationships" xmlns:m="http://schemas.openxmlformats.org/officeDocument/2006/math" xmlns:v="urn:schemas-microsoft-com:vml" xmlns:wp14="http://schemas.microsoft.com/office/word/2010/wordprocessingDrawing" xmlns:wp="http://schemas.openxmlformats.org/drawingml/2006/wordprocessingDrawing" xmlns:w10="urn:schemas-microsoft-com:office:word" xmlns:w="http://schemas.openxmlformats.org/wordprocessingml/2006/main" xmlns:w14="http://schemas.microsoft.com/office/word/2010/wordml" xmlns:w15="http://schemas.microsoft.com/office/word/2012/wordml" xmlns:w16cex="http://schemas.microsoft.com/office/word/2018/wordml/cex" xmlns:w16cid="http://schemas.microsoft.com/office/word/2016/wordml/cid" xmlns:w16="http://schemas.microsoft.com/office/word/2018/wordml" xmlns:w16du="http://schemas.microsoft.com/office/word/2023/wordml/word16du" xmlns:w16sdtdh="http://schemas.microsoft.com/office/word/2020/wordml/sdtdatahash" xmlns:w16sdtfl="http://schemas.microsoft.com/office/word/2024/wordml/sdtformatlock" xmlns:w16se="http://schemas.microsoft.com/office/word/2015/wordml/symex" xmlns:wpg="http://schemas.microsoft.com/office/word/2010/wordprocessingGroup" xmlns:wpi="http://schemas.microsoft.com/office/word/2010/wordprocessingInk" xmlns:wne="http://schemas.microsoft.com/office/word/2006/wordml" xmlns:wps="http://schemas.microsoft.com/office/word/2010/wordprocessingShape" mc:Ignorable="w14 w15 w16se w16cid w16 w16cex w16sdtdh w16sdtfl w16du wp14">
   <w:abstractNum w:abstractNumId="0" w15:restartNumberingAfterBreak="0">
-    <w:nsid w:val="021E6434"/>
+    <w:nsid w:val="0FC05F9B"/>
     <w:multiLevelType w:val="hybridMultilevel"/>
-    <w:tmpl w:val="BB8C808E"/>
-    <w:lvl w:ilvl="0" w:tplc="5BA41588">
+    <w:tmpl w:val="2392E6CA"/>
+    <w:lvl w:ilvl="0" w:tplc="5C0A80E6">
+      <w:start w:val="1"/>
+      <w:numFmt w:val="bullet"/>
+      <w:lvlText w:val="•"/>
+      <w:lvlJc w:val="left"/>
+      <w:pPr>
+        <w:ind w:left="540" w:hanging="270"/>
+      </w:pPr>
+    </w:lvl>
+    <w:lvl w:ilvl="1" w:tplc="54689452">
+      <w:numFmt w:val="decimal"/>
+      <w:lvlText w:val=""/>
+      <w:lvlJc w:val="left"/>
+    </w:lvl>
+    <w:lvl w:ilvl="2" w:tplc="A4AA8E08">
+      <w:numFmt w:val="decimal"/>
+      <w:lvlText w:val=""/>
+      <w:lvlJc w:val="left"/>
+    </w:lvl>
+    <w:lvl w:ilvl="3" w:tplc="453A1972">
+      <w:numFmt w:val="decimal"/>
+      <w:lvlText w:val=""/>
+      <w:lvlJc w:val="left"/>
+    </w:lvl>
+    <w:lvl w:ilvl="4" w:tplc="733075C8">
+      <w:numFmt w:val="decimal"/>
+      <w:lvlText w:val=""/>
+      <w:lvlJc w:val="left"/>
+    </w:lvl>
+    <w:lvl w:ilvl="5" w:tplc="102498B2">
+      <w:numFmt w:val="decimal"/>
+      <w:lvlText w:val=""/>
+      <w:lvlJc w:val="left"/>
+    </w:lvl>
+    <w:lvl w:ilvl="6" w:tplc="6FE41798">
+      <w:numFmt w:val="decimal"/>
+      <w:lvlText w:val=""/>
+      <w:lvlJc w:val="left"/>
+    </w:lvl>
+    <w:lvl w:ilvl="7" w:tplc="95C29FEE">
+      <w:numFmt w:val="decimal"/>
+      <w:lvlText w:val=""/>
+      <w:lvlJc w:val="left"/>
+    </w:lvl>
+    <w:lvl w:ilvl="8" w:tplc="E0024300">
+      <w:numFmt w:val="decimal"/>
+      <w:lvlText w:val=""/>
+      <w:lvlJc w:val="left"/>
+    </w:lvl>
+  </w:abstractNum>
+  <w:abstractNum w:abstractNumId="1" w15:restartNumberingAfterBreak="0">
+    <w:nsid w:val="16B3764C"/>
+    <w:multiLevelType w:val="hybridMultilevel"/>
+    <w:tmpl w:val="4A70FF0E"/>
+    <w:lvl w:ilvl="0" w:tplc="60F622A8">
       <w:start w:val="1"/>
       <w:numFmt w:val="decimal"/>
       <w:lvlText w:val="%1."/>
@@ -12950,52 +13004,52 @@
         <w:ind w:left="540" w:hanging="300"/>
       </w:pPr>
     </w:lvl>
-    <w:lvl w:ilvl="1" w:tplc="62A4BAF0">
+    <w:lvl w:ilvl="1" w:tplc="D352A1C8">
       <w:numFmt w:val="decimal"/>
       <w:lvlText w:val=""/>
       <w:lvlJc w:val="left"/>
     </w:lvl>
-    <w:lvl w:ilvl="2" w:tplc="1DD02B78">
+    <w:lvl w:ilvl="2" w:tplc="03B82AF4">
       <w:numFmt w:val="decimal"/>
       <w:lvlText w:val=""/>
       <w:lvlJc w:val="left"/>
     </w:lvl>
-    <w:lvl w:ilvl="3" w:tplc="1A8CCEB6">
+    <w:lvl w:ilvl="3" w:tplc="4796C206">
       <w:numFmt w:val="decimal"/>
       <w:lvlText w:val=""/>
       <w:lvlJc w:val="left"/>
     </w:lvl>
-    <w:lvl w:ilvl="4" w:tplc="ABF6A716">
+    <w:lvl w:ilvl="4" w:tplc="D67C0B3C">
       <w:numFmt w:val="decimal"/>
       <w:lvlText w:val=""/>
       <w:lvlJc w:val="left"/>
     </w:lvl>
-    <w:lvl w:ilvl="5" w:tplc="A8509410">
+    <w:lvl w:ilvl="5" w:tplc="7C506882">
       <w:numFmt w:val="decimal"/>
       <w:lvlText w:val=""/>
       <w:lvlJc w:val="left"/>
     </w:lvl>
-    <w:lvl w:ilvl="6" w:tplc="B3848236">
+    <w:lvl w:ilvl="6" w:tplc="A00C8DD4">
       <w:numFmt w:val="decimal"/>
       <w:lvlText w:val=""/>
       <w:lvlJc w:val="left"/>
     </w:lvl>
-    <w:lvl w:ilvl="7" w:tplc="B1A46176">
+    <w:lvl w:ilvl="7" w:tplc="7A4AEFF6">
       <w:numFmt w:val="decimal"/>
       <w:lvlText w:val=""/>
       <w:lvlJc w:val="left"/>
     </w:lvl>
-    <w:lvl w:ilvl="8" w:tplc="5120AE00">
+    <w:lvl w:ilvl="8" w:tplc="51F8EA32">
       <w:numFmt w:val="decimal"/>
       <w:lvlText w:val=""/>
       <w:lvlJc w:val="left"/>
     </w:lvl>
   </w:abstractNum>
-  <w:abstractNum w:abstractNumId="1" w15:restartNumberingAfterBreak="0">
-    <w:nsid w:val="624D67C4"/>
+  <w:abstractNum w:abstractNumId="2" w15:restartNumberingAfterBreak="0">
+    <w:nsid w:val="6EC67DEC"/>
     <w:multiLevelType w:val="hybridMultilevel"/>
-    <w:tmpl w:val="FF90EC1A"/>
-    <w:lvl w:ilvl="0" w:tplc="4DC4BB70" w:tentative="1">
+    <w:tmpl w:val="47865684"/>
+    <w:lvl w:ilvl="0" w:tplc="8A6CFA9C" w:tentative="1">
       <w:start w:val="1"/>
       <w:numFmt w:val="bullet"/>
       <w:lvlText w:val="●"/>
@@ -13004,7 +13058,7 @@
         <w:ind w:left="720" w:hanging="360"/>
       </w:pPr>
     </w:lvl>
-    <w:lvl w:ilvl="1" w:tplc="5454AF10" w:tentative="1">
+    <w:lvl w:ilvl="1" w:tplc="D6E80ACE" w:tentative="1">
       <w:start w:val="1"/>
       <w:numFmt w:val="bullet"/>
       <w:lvlText w:val="○"/>
@@ -13013,7 +13067,7 @@
         <w:ind w:left="1440" w:hanging="360"/>
       </w:pPr>
     </w:lvl>
-    <w:lvl w:ilvl="2" w:tplc="9C341452" w:tentative="1">
+    <w:lvl w:ilvl="2" w:tplc="05D4D2DA" w:tentative="1">
       <w:start w:val="1"/>
       <w:numFmt w:val="bullet"/>
       <w:lvlText w:val="■"/>
@@ -13022,7 +13076,7 @@
         <w:ind w:left="2160" w:hanging="360"/>
       </w:pPr>
     </w:lvl>
-    <w:lvl w:ilvl="3" w:tplc="FABA76C2" w:tentative="1">
+    <w:lvl w:ilvl="3" w:tplc="93ACB694" w:tentative="1">
       <w:start w:val="1"/>
       <w:numFmt w:val="bullet"/>
       <w:lvlText w:val="●"/>
@@ -13031,7 +13085,7 @@
         <w:ind w:left="2880" w:hanging="360"/>
       </w:pPr>
     </w:lvl>
-    <w:lvl w:ilvl="4" w:tplc="60B8F1E4" w:tentative="1">
+    <w:lvl w:ilvl="4" w:tplc="E4B20E54" w:tentative="1">
       <w:start w:val="1"/>
       <w:numFmt w:val="bullet"/>
       <w:lvlText w:val="○"/>
@@ -13040,7 +13094,7 @@
         <w:ind w:left="3600" w:hanging="360"/>
       </w:pPr>
     </w:lvl>
-    <w:lvl w:ilvl="5" w:tplc="7CFA1146" w:tentative="1">
+    <w:lvl w:ilvl="5" w:tplc="0366C990" w:tentative="1">
       <w:start w:val="1"/>
       <w:numFmt w:val="bullet"/>
       <w:lvlText w:val="■"/>
@@ -13049,7 +13103,7 @@
         <w:ind w:left="4320" w:hanging="360"/>
       </w:pPr>
     </w:lvl>
-    <w:lvl w:ilvl="6" w:tplc="EC24A94E" w:tentative="1">
+    <w:lvl w:ilvl="6" w:tplc="3D1E287A" w:tentative="1">
       <w:start w:val="1"/>
       <w:numFmt w:val="bullet"/>
       <w:lvlText w:val="●"/>
@@ -13058,7 +13112,7 @@
         <w:ind w:left="5040" w:hanging="360"/>
       </w:pPr>
     </w:lvl>
-    <w:lvl w:ilvl="7" w:tplc="C33671E4" w:tentative="1">
+    <w:lvl w:ilvl="7" w:tplc="3488C17C" w:tentative="1">
       <w:start w:val="1"/>
       <w:numFmt w:val="bullet"/>
       <w:lvlText w:val="●"/>
@@ -13067,7 +13121,7 @@
         <w:ind w:left="5760" w:hanging="360"/>
       </w:pPr>
     </w:lvl>
-    <w:lvl w:ilvl="8" w:tplc="B266A146" w:tentative="1">
+    <w:lvl w:ilvl="8" w:tplc="3BB63766" w:tentative="1">
       <w:start w:val="1"/>
       <w:numFmt w:val="bullet"/>
       <w:lvlText w:val="●"/>
@@ -13077,74 +13131,20 @@
       </w:pPr>
     </w:lvl>
   </w:abstractNum>
-  <w:abstractNum w:abstractNumId="2" w15:restartNumberingAfterBreak="0">
-    <w:nsid w:val="7E320C96"/>
-    <w:multiLevelType w:val="hybridMultilevel"/>
-    <w:tmpl w:val="01021022"/>
-    <w:lvl w:ilvl="0" w:tplc="686A19C4">
-      <w:start w:val="1"/>
-      <w:numFmt w:val="bullet"/>
-      <w:lvlText w:val="•"/>
-      <w:lvlJc w:val="left"/>
-      <w:pPr>
-        <w:ind w:left="540" w:hanging="270"/>
-      </w:pPr>
-    </w:lvl>
-    <w:lvl w:ilvl="1" w:tplc="B3D8D192">
-      <w:numFmt w:val="decimal"/>
-      <w:lvlText w:val=""/>
-      <w:lvlJc w:val="left"/>
-    </w:lvl>
-    <w:lvl w:ilvl="2" w:tplc="78C46E48">
-      <w:numFmt w:val="decimal"/>
-      <w:lvlText w:val=""/>
-      <w:lvlJc w:val="left"/>
-    </w:lvl>
-    <w:lvl w:ilvl="3" w:tplc="38DA608E">
-      <w:numFmt w:val="decimal"/>
-      <w:lvlText w:val=""/>
-      <w:lvlJc w:val="left"/>
-    </w:lvl>
-    <w:lvl w:ilvl="4" w:tplc="81CA9F62">
-      <w:numFmt w:val="decimal"/>
-      <w:lvlText w:val=""/>
-      <w:lvlJc w:val="left"/>
-    </w:lvl>
-    <w:lvl w:ilvl="5" w:tplc="FAAC3706">
-      <w:numFmt w:val="decimal"/>
-      <w:lvlText w:val=""/>
-      <w:lvlJc w:val="left"/>
-    </w:lvl>
-    <w:lvl w:ilvl="6" w:tplc="507AD8EA">
-      <w:numFmt w:val="decimal"/>
-      <w:lvlText w:val=""/>
-      <w:lvlJc w:val="left"/>
-    </w:lvl>
-    <w:lvl w:ilvl="7" w:tplc="19461C78">
-      <w:numFmt w:val="decimal"/>
-      <w:lvlText w:val=""/>
-      <w:lvlJc w:val="left"/>
-    </w:lvl>
-    <w:lvl w:ilvl="8" w:tplc="AB66FFAA">
-      <w:numFmt w:val="decimal"/>
-      <w:lvlText w:val=""/>
-      <w:lvlJc w:val="left"/>
-    </w:lvl>
-  </w:abstractNum>
-  <w:num w:numId="1" w16cid:durableId="1437796776">
-    <w:abstractNumId w:val="1"/>
-    <w:lvlOverride w:ilvl="0">
-      <w:startOverride w:val="1"/>
-    </w:lvlOverride>
-  </w:num>
-  <w:num w:numId="2" w16cid:durableId="1838688008">
+  <w:num w:numId="1" w16cid:durableId="1152409581">
     <w:abstractNumId w:val="2"/>
     <w:lvlOverride w:ilvl="0">
       <w:startOverride w:val="1"/>
     </w:lvlOverride>
   </w:num>
-  <w:num w:numId="3" w16cid:durableId="1901332074">
+  <w:num w:numId="2" w16cid:durableId="961422363">
     <w:abstractNumId w:val="0"/>
+    <w:lvlOverride w:ilvl="0">
+      <w:startOverride w:val="1"/>
+    </w:lvlOverride>
+  </w:num>
+  <w:num w:numId="3" w16cid:durableId="267006179">
+    <w:abstractNumId w:val="1"/>
     <w:lvlOverride w:ilvl="0">
       <w:startOverride w:val="1"/>
     </w:lvlOverride>
